--- a/report/draft/intermediate_files/template-tabsfigs.docx
+++ b/report/draft/intermediate_files/template-tabsfigs.docx
@@ -1,50 +1,33 @@
 
 <file path=word/document.xml><?xml version="1.0" encoding="utf-8"?>
-<w:document xmlns:wpc="http://schemas.microsoft.com/office/word/2010/wordprocessingCanvas" xmlns:cx="http://schemas.microsoft.com/office/drawing/2014/chartex" xmlns:cx1="http://schemas.microsoft.com/office/drawing/2015/9/8/chartex" xmlns:cx2="http://schemas.microsoft.com/office/drawing/2015/10/21/chartex" xmlns:cx3="http://schemas.microsoft.com/office/drawing/2016/5/9/chartex" xmlns:cx4="http://schemas.microsoft.com/office/drawing/2016/5/10/chartex" xmlns:cx5="http://schemas.microsoft.com/office/drawing/2016/5/11/chartex" xmlns:cx6="http://schemas.microsoft.com/office/drawing/2016/5/12/chartex" xmlns:cx7="http://schemas.microsoft.com/office/drawing/2016/5/13/chartex" xmlns:cx8="http://schemas.microsoft.com/office/drawing/2016/5/14/chartex" xmlns:mc="http://schemas.openxmlformats.org/markup-compatibility/2006" xmlns:aink="http://schemas.microsoft.com/office/drawing/2016/ink" xmlns:am3d="http://schemas.microsoft.com/office/drawing/2017/model3d" xmlns:o="urn:schemas-microsoft-com:office:office" xmlns:oel="http://schemas.microsoft.com/office/2019/extlst" xmlns:r="http://schemas.openxmlformats.org/officeDocument/2006/relationships" xmlns:m="http://schemas.openxmlformats.org/officeDocument/2006/math" xmlns:v="urn:schemas-microsoft-com:vml" xmlns:wp14="http://schemas.microsoft.com/office/word/2010/wordprocessingDrawing" xmlns:wp="http://schemas.openxmlformats.org/drawingml/2006/wordprocessingDrawing" xmlns:w10="urn:schemas-microsoft-com:office:word" xmlns:w="http://schemas.openxmlformats.org/wordprocessingml/2006/main" xmlns:w14="http://schemas.microsoft.com/office/word/2010/wordml" xmlns:w15="http://schemas.microsoft.com/office/word/2012/wordml" xmlns:w16cex="http://schemas.microsoft.com/office/word/2018/wordml/cex" xmlns:w16cid="http://schemas.microsoft.com/office/word/2016/wordml/cid" xmlns:w16="http://schemas.microsoft.com/office/word/2018/wordml" xmlns:w16du="http://schemas.microsoft.com/office/word/2023/wordml/word16du" xmlns:w16sdtdh="http://schemas.microsoft.com/office/word/2020/wordml/sdtdatahash" xmlns:w16se="http://schemas.microsoft.com/office/word/2015/wordml/symex" xmlns:wpg="http://schemas.microsoft.com/office/word/2010/wordprocessingGroup" xmlns:wpi="http://schemas.microsoft.com/office/word/2010/wordprocessingInk" xmlns:wne="http://schemas.microsoft.com/office/word/2006/wordml" xmlns:wps="http://schemas.microsoft.com/office/word/2010/wordprocessingShape" mc:Ignorable="w14 w15 w16se w16cid w16 w16cex w16sdtdh w16du wp14">
+<w:document xmlns:wpc="http://schemas.microsoft.com/office/word/2010/wordprocessingCanvas" xmlns:cx="http://schemas.microsoft.com/office/drawing/2014/chartex" xmlns:cx1="http://schemas.microsoft.com/office/drawing/2015/9/8/chartex" xmlns:cx2="http://schemas.microsoft.com/office/drawing/2015/10/21/chartex" xmlns:cx3="http://schemas.microsoft.com/office/drawing/2016/5/9/chartex" xmlns:cx4="http://schemas.microsoft.com/office/drawing/2016/5/10/chartex" xmlns:cx5="http://schemas.microsoft.com/office/drawing/2016/5/11/chartex" xmlns:cx6="http://schemas.microsoft.com/office/drawing/2016/5/12/chartex" xmlns:cx7="http://schemas.microsoft.com/office/drawing/2016/5/13/chartex" xmlns:cx8="http://schemas.microsoft.com/office/drawing/2016/5/14/chartex" xmlns:mc="http://schemas.openxmlformats.org/markup-compatibility/2006" xmlns:aink="http://schemas.microsoft.com/office/drawing/2016/ink" xmlns:am3d="http://schemas.microsoft.com/office/drawing/2017/model3d" xmlns:o="urn:schemas-microsoft-com:office:office" xmlns:oel="http://schemas.microsoft.com/office/2019/extlst" xmlns:r="http://schemas.openxmlformats.org/officeDocument/2006/relationships" xmlns:m="http://schemas.openxmlformats.org/officeDocument/2006/math" xmlns:v="urn:schemas-microsoft-com:vml" xmlns:wp14="http://schemas.microsoft.com/office/word/2010/wordprocessingDrawing" xmlns:wp="http://schemas.openxmlformats.org/drawingml/2006/wordprocessingDrawing" xmlns:w10="urn:schemas-microsoft-com:office:word" xmlns:w="http://schemas.openxmlformats.org/wordprocessingml/2006/main" xmlns:w14="http://schemas.microsoft.com/office/word/2010/wordml" xmlns:w15="http://schemas.microsoft.com/office/word/2012/wordml" xmlns:w16cex="http://schemas.microsoft.com/office/word/2018/wordml/cex" xmlns:w16cid="http://schemas.microsoft.com/office/word/2016/wordml/cid" xmlns:w16="http://schemas.microsoft.com/office/word/2018/wordml" xmlns:w16du="http://schemas.microsoft.com/office/word/2023/wordml/word16du" xmlns:w16sdtdh="http://schemas.microsoft.com/office/word/2020/wordml/sdtdatahash" xmlns:w16sdtfl="http://schemas.microsoft.com/office/word/2024/wordml/sdtformatlock" xmlns:w16se="http://schemas.microsoft.com/office/word/2015/wordml/symex" xmlns:wpg="http://schemas.microsoft.com/office/word/2010/wordprocessingGroup" xmlns:wpi="http://schemas.microsoft.com/office/word/2010/wordprocessingInk" xmlns:wne="http://schemas.microsoft.com/office/word/2006/wordml" xmlns:wps="http://schemas.microsoft.com/office/word/2010/wordprocessingShape" mc:Ignorable="w14 w15 w16se w16cid w16 w16cex w16sdtdh w16sdtfl w16du wp14">
   <w:body>
     <w:p>
       <w:pPr>
         <w:pStyle w:val="Caption"/>
+        <w:keepNext/>
       </w:pPr>
       <w:r>
         <w:t xml:space="preserve">Table </w:t>
       </w:r>
-      <w:r>
-        <w:fldChar w:fldCharType="begin"/>
-      </w:r>
-      <w:r>
-        <w:instrText xml:space="preserve"> SEQ Table \* ARABIC </w:instrText>
-      </w:r>
-      <w:r>
-        <w:fldChar w:fldCharType="separate"/>
-      </w:r>
-      <w:r>
-        <w:rPr>
-          <w:noProof/>
-        </w:rPr>
-        <w:t>1</w:t>
-      </w:r>
-      <w:r>
-        <w:rPr>
-          <w:noProof/>
-        </w:rPr>
-        <w:fldChar w:fldCharType="end"/>
-      </w:r>
+      <w:fldSimple w:instr=" SEQ Table \* ARABIC ">
+        <w:r>
+          <w:rPr>
+            <w:noProof/>
+          </w:rPr>
+          <w:t>1</w:t>
+        </w:r>
+      </w:fldSimple>
       <w:r>
         <w:t>: Pharmacokinetic Parameters of Theophylline</w:t>
       </w:r>
     </w:p>
     <w:p>
+      <w:pPr>
+        <w:keepNext/>
+      </w:pPr>
       <w:r>
-        <w:t>{</w:t>
-      </w:r>
-      <w:proofErr w:type="spellStart"/>
-      <w:r>
-        <w:t>rpfy</w:t>
-      </w:r>
-      <w:proofErr w:type="spellEnd"/>
-      <w:r>
-        <w:t>}:theoph-pk-parameters.csv</w:t>
+        <w:t>{rpfy}:theoph-pk-parameters.csv</w:t>
       </w:r>
     </w:p>
     <w:tbl xmlns:a="http://schemas.openxmlformats.org/drawingml/2006/main" xmlns:pic="http://schemas.openxmlformats.org/drawingml/2006/picture">
@@ -53,6 +36,7 @@
         <w:jc w:val="center"/>
         <w:tblW w:type="pct" w:w="5000"/>
         <w:tblLook w:firstRow="1" w:lastRow="0" w:firstColumn="0" w:lastColumn="0" w:noHBand="0" w:noVBand="1"/>
+        <w:tblDescription w:val="{rpfy}:theoph-pk-parameters.csv"/>
       </w:tblPr>
       <w:tr>
         <w:trPr>
@@ -145,7 +129,7 @@
                 <w:szCs w:val="20"/>
                 <w:color w:val="000000"/>
               </w:rPr>
-              <w:t xml:space="preserve">cmax</w:t>
+              <w:t xml:space="preserve">Cmax</w:t>
             </w:r>
           </w:p>
         </w:tc>
@@ -189,7 +173,7 @@
                 <w:szCs w:val="20"/>
                 <w:color w:val="000000"/>
               </w:rPr>
-              <w:t xml:space="preserve">tmax</w:t>
+              <w:t xml:space="preserve">Tmax</w:t>
             </w:r>
           </w:p>
         </w:tc>
@@ -233,7 +217,7 @@
                 <w:szCs w:val="20"/>
                 <w:color w:val="000000"/>
               </w:rPr>
-              <w:t xml:space="preserve">auc</w:t>
+              <w:t xml:space="preserve">AUC</w:t>
             </w:r>
           </w:p>
         </w:tc>
@@ -277,7 +261,7 @@
                 <w:szCs w:val="20"/>
                 <w:color w:val="000000"/>
               </w:rPr>
-              <w:t xml:space="preserve">wt</w:t>
+              <w:t xml:space="preserve">WTBL</w:t>
             </w:r>
           </w:p>
         </w:tc>
@@ -3011,8 +2995,78 @@
     <w:p>
       <w:pPr>
         <w:pStyle w:val="Caption"/>
+        <w:keepNext/>
       </w:pPr>
       <w:r>
+        <w:t xml:space="preserve">Figure </w:t>
+      </w:r>
+      <w:fldSimple w:instr=" SEQ Figure \* ARABIC ">
+        <w:r>
+          <w:rPr>
+            <w:noProof/>
+          </w:rPr>
+          <w:t>1</w:t>
+        </w:r>
+      </w:fldSimple>
+      <w:r>
+        <w:t>: Linear Regression of AUC and Subject Weight</w:t>
+      </w:r>
+    </w:p>
+    <w:p>
+      <w:pPr>
+        <w:keepNext/>
+      </w:pPr>
+      <w:r>
+        <w:t>{rpfy}:theoph-pk-exposure.png&lt;width: 6.0, height: 4.0&gt;</w:t>
+      </w:r>
+    </w:p>
+    <w:p>
+      <w:pPr>
+        <w:jc w:val="center"/>
+      </w:pPr>
+      <w:r>
+        <w:drawing>
+          <wp:inline xmlns:a="http://schemas.openxmlformats.org/drawingml/2006/main" xmlns:pic="http://schemas.openxmlformats.org/drawingml/2006/picture">
+            <wp:extent cx="5486400" cy="3657600"/>
+            <wp:docPr id="2" name="Picture 2" descr="{rpfy}:theoph-pk-exposure.png&lt;width: 6.0, height: 4.0&gt;"/>
+            <wp:cNvGraphicFramePr>
+              <a:graphicFrameLocks noChangeAspect="1"/>
+            </wp:cNvGraphicFramePr>
+            <a:graphic>
+              <a:graphicData uri="http://schemas.openxmlformats.org/drawingml/2006/picture">
+                <pic:pic>
+                  <pic:nvPicPr>
+                    <pic:cNvPr id="0" name="image.png"/>
+                    <pic:cNvPicPr/>
+                  </pic:nvPicPr>
+                  <pic:blipFill>
+                    <a:blip r:embed="rId5"/>
+                    <a:stretch>
+                      <a:fillRect/>
+                    </a:stretch>
+                  </pic:blipFill>
+                  <pic:spPr>
+                    <a:xfrm>
+                      <a:off x="0" y="0"/>
+                      <a:ext cx="5486400" cy="3657600"/>
+                    </a:xfrm>
+                    <a:prstGeom prst="rect"/>
+                  </pic:spPr>
+                </pic:pic>
+              </a:graphicData>
+            </a:graphic>
+          </wp:inline>
+        </w:drawing>
+      </w:r>
+    </w:p>
+    <w:p/>
+    <w:p>
+      <w:pPr>
+        <w:pStyle w:val="Caption"/>
+        <w:keepNext/>
+      </w:pPr>
+      <w:r>
+        <w:lastRenderedPageBreak/>
         <w:t xml:space="preserve">Figure </w:t>
       </w:r>
       <w:r>
@@ -3028,7 +3082,7 @@
         <w:rPr>
           <w:noProof/>
         </w:rPr>
-        <w:t>1</w:t>
+        <w:t>2</w:t>
       </w:r>
       <w:r>
         <w:rPr>
@@ -3037,34 +3091,29 @@
         <w:fldChar w:fldCharType="end"/>
       </w:r>
       <w:r>
-        <w:t>: Linear Regression of AUC and Subject Weight</w:t>
+        <w:t xml:space="preserve">: </w:t>
+      </w:r>
+      <w:r>
+        <w:t>Observed Theophylline Concentration–Time Profiles</w:t>
       </w:r>
     </w:p>
     <w:p>
+      <w:pPr>
+        <w:keepNext/>
+      </w:pPr>
       <w:r>
-        <w:t>{</w:t>
+        <w:t>{rpfy}:theoph-pk-conc.png&lt;width: 6.0, height: 4.0&gt;</w:t>
       </w:r>
-      <w:proofErr w:type="spellStart"/>
-      <w:r>
-        <w:t>rpfy</w:t>
-      </w:r>
-      <w:proofErr w:type="spellEnd"/>
-      <w:r>
-        <w:t>}:</w:t>
-      </w:r>
-      <w:r>
-        <w:t xml:space="preserve"> theoph-pk-exposure.png</w:t>
-      </w:r>
-      <w:r>
-        <w:rPr>
-          <w:noProof/>
-        </w:rPr>
-      </w:r>
+    </w:p>
+    <w:p>
+      <w:pPr>
+        <w:jc w:val="center"/>
+      </w:pPr>
       <w:r>
         <w:drawing>
           <wp:inline xmlns:a="http://schemas.openxmlformats.org/drawingml/2006/main" xmlns:pic="http://schemas.openxmlformats.org/drawingml/2006/picture">
             <wp:extent cx="5486400" cy="3657600"/>
-            <wp:docPr id="1" name="Picture 1"/>
+            <wp:docPr id="1" name="Picture 1" descr="{rpfy}:theoph-pk-conc.png&lt;width: 6.0, height: 4.0&gt;"/>
             <wp:cNvGraphicFramePr>
               <a:graphicFrameLocks noChangeAspect="1"/>
             </wp:cNvGraphicFramePr>
@@ -3076,7 +3125,7 @@
                     <pic:cNvPicPr/>
                   </pic:nvPicPr>
                   <pic:blipFill>
-                    <a:blip r:embed="rId4"/>
+                    <a:blip r:embed="rId6"/>
                     <a:stretch>
                       <a:fillRect/>
                     </a:stretch>
@@ -3097,18 +3146,18 @@
     </w:p>
     <w:p/>
     <w:sectPr>
+      <w:type w:val="continuous"/>
       <w:pgSz w:w="12240" w:h="15840"/>
       <w:pgMar w:top="1440" w:right="1440" w:bottom="1440" w:left="1440" w:header="720" w:footer="720" w:gutter="0"/>
       <w:cols w:space="720"/>
       <w:docGrid w:linePitch="360"/>
-      <w:type w:val="continuous"/>
     </w:sectPr>
   </w:body>
 </w:document>
 </file>
 
 <file path=word/styles.xml><?xml version="1.0" encoding="utf-8"?>
-<w:styles xmlns:mc="http://schemas.openxmlformats.org/markup-compatibility/2006" xmlns:r="http://schemas.openxmlformats.org/officeDocument/2006/relationships" xmlns:w="http://schemas.openxmlformats.org/wordprocessingml/2006/main" xmlns:w14="http://schemas.microsoft.com/office/word/2010/wordml" xmlns:w15="http://schemas.microsoft.com/office/word/2012/wordml" xmlns:w16cex="http://schemas.microsoft.com/office/word/2018/wordml/cex" xmlns:w16cid="http://schemas.microsoft.com/office/word/2016/wordml/cid" xmlns:w16="http://schemas.microsoft.com/office/word/2018/wordml" xmlns:w16du="http://schemas.microsoft.com/office/word/2023/wordml/word16du" xmlns:w16sdtdh="http://schemas.microsoft.com/office/word/2020/wordml/sdtdatahash" xmlns:w16se="http://schemas.microsoft.com/office/word/2015/wordml/symex" mc:Ignorable="w14 w15 w16se w16cid w16 w16cex w16sdtdh w16du">
+<w:styles xmlns:mc="http://schemas.openxmlformats.org/markup-compatibility/2006" xmlns:r="http://schemas.openxmlformats.org/officeDocument/2006/relationships" xmlns:w="http://schemas.openxmlformats.org/wordprocessingml/2006/main" xmlns:w14="http://schemas.microsoft.com/office/word/2010/wordml" xmlns:w15="http://schemas.microsoft.com/office/word/2012/wordml" xmlns:w16cex="http://schemas.microsoft.com/office/word/2018/wordml/cex" xmlns:w16cid="http://schemas.microsoft.com/office/word/2016/wordml/cid" xmlns:w16="http://schemas.microsoft.com/office/word/2018/wordml" xmlns:w16du="http://schemas.microsoft.com/office/word/2023/wordml/word16du" xmlns:w16sdtdh="http://schemas.microsoft.com/office/word/2020/wordml/sdtdatahash" xmlns:w16sdtfl="http://schemas.microsoft.com/office/word/2024/wordml/sdtformatlock" xmlns:w16se="http://schemas.microsoft.com/office/word/2015/wordml/symex" mc:Ignorable="w14 w15 w16se w16cid w16 w16cex w16sdtdh w16sdtfl w16du">
   <w:docDefaults>
     <w:rPrDefault>
       <w:rPr>
@@ -3503,7 +3552,6 @@
   <w:style w:type="paragraph" w:default="1" w:styleId="Normal">
     <w:name w:val="Normal"/>
     <w:qFormat/>
-    <w:rsid w:val="004C278F"/>
   </w:style>
   <w:style w:type="paragraph" w:styleId="Heading1">
     <w:name w:val="heading 1"/>
@@ -3512,7 +3560,7 @@
     <w:link w:val="Heading1Char"/>
     <w:uiPriority w:val="9"/>
     <w:qFormat/>
-    <w:rsid w:val="004C278F"/>
+    <w:rsid w:val="006A5A9F"/>
     <w:pPr>
       <w:keepNext/>
       <w:keepLines/>
@@ -3535,7 +3583,7 @@
     <w:semiHidden/>
     <w:unhideWhenUsed/>
     <w:qFormat/>
-    <w:rsid w:val="004C278F"/>
+    <w:rsid w:val="006A5A9F"/>
     <w:pPr>
       <w:keepNext/>
       <w:keepLines/>
@@ -3558,7 +3606,7 @@
     <w:semiHidden/>
     <w:unhideWhenUsed/>
     <w:qFormat/>
-    <w:rsid w:val="004C278F"/>
+    <w:rsid w:val="006A5A9F"/>
     <w:pPr>
       <w:keepNext/>
       <w:keepLines/>
@@ -3581,7 +3629,7 @@
     <w:semiHidden/>
     <w:unhideWhenUsed/>
     <w:qFormat/>
-    <w:rsid w:val="004C278F"/>
+    <w:rsid w:val="006A5A9F"/>
     <w:pPr>
       <w:keepNext/>
       <w:keepLines/>
@@ -3604,7 +3652,7 @@
     <w:semiHidden/>
     <w:unhideWhenUsed/>
     <w:qFormat/>
-    <w:rsid w:val="004C278F"/>
+    <w:rsid w:val="006A5A9F"/>
     <w:pPr>
       <w:keepNext/>
       <w:keepLines/>
@@ -3625,7 +3673,7 @@
     <w:semiHidden/>
     <w:unhideWhenUsed/>
     <w:qFormat/>
-    <w:rsid w:val="004C278F"/>
+    <w:rsid w:val="006A5A9F"/>
     <w:pPr>
       <w:keepNext/>
       <w:keepLines/>
@@ -3648,7 +3696,7 @@
     <w:semiHidden/>
     <w:unhideWhenUsed/>
     <w:qFormat/>
-    <w:rsid w:val="004C278F"/>
+    <w:rsid w:val="006A5A9F"/>
     <w:pPr>
       <w:keepNext/>
       <w:keepLines/>
@@ -3669,7 +3717,7 @@
     <w:semiHidden/>
     <w:unhideWhenUsed/>
     <w:qFormat/>
-    <w:rsid w:val="004C278F"/>
+    <w:rsid w:val="006A5A9F"/>
     <w:pPr>
       <w:keepNext/>
       <w:keepLines/>
@@ -3691,7 +3739,7 @@
     <w:semiHidden/>
     <w:unhideWhenUsed/>
     <w:qFormat/>
-    <w:rsid w:val="004C278F"/>
+    <w:rsid w:val="006A5A9F"/>
     <w:pPr>
       <w:keepNext/>
       <w:keepLines/>
@@ -3861,7 +3909,7 @@
     <w:basedOn w:val="DefaultParagraphFont"/>
     <w:link w:val="Heading1"/>
     <w:uiPriority w:val="9"/>
-    <w:rsid w:val="004C278F"/>
+    <w:rsid w:val="006A5A9F"/>
     <w:rPr>
       <w:rFonts w:asciiTheme="majorHAnsi" w:eastAsiaTheme="majorEastAsia" w:hAnsiTheme="majorHAnsi" w:cstheme="majorBidi"/>
       <w:color w:val="0F4761" w:themeColor="accent1" w:themeShade="BF"/>
@@ -3875,7 +3923,7 @@
     <w:link w:val="Heading2"/>
     <w:uiPriority w:val="9"/>
     <w:semiHidden/>
-    <w:rsid w:val="004C278F"/>
+    <w:rsid w:val="006A5A9F"/>
     <w:rPr>
       <w:rFonts w:asciiTheme="majorHAnsi" w:eastAsiaTheme="majorEastAsia" w:hAnsiTheme="majorHAnsi" w:cstheme="majorBidi"/>
       <w:color w:val="0F4761" w:themeColor="accent1" w:themeShade="BF"/>
@@ -3889,7 +3937,7 @@
     <w:link w:val="Heading3"/>
     <w:uiPriority w:val="9"/>
     <w:semiHidden/>
-    <w:rsid w:val="004C278F"/>
+    <w:rsid w:val="006A5A9F"/>
     <w:rPr>
       <w:rFonts w:eastAsiaTheme="majorEastAsia" w:cstheme="majorBidi"/>
       <w:color w:val="0F4761" w:themeColor="accent1" w:themeShade="BF"/>
@@ -3903,7 +3951,7 @@
     <w:link w:val="Heading4"/>
     <w:uiPriority w:val="9"/>
     <w:semiHidden/>
-    <w:rsid w:val="004C278F"/>
+    <w:rsid w:val="006A5A9F"/>
     <w:rPr>
       <w:rFonts w:eastAsiaTheme="majorEastAsia" w:cstheme="majorBidi"/>
       <w:i/>
@@ -3917,7 +3965,7 @@
     <w:link w:val="Heading5"/>
     <w:uiPriority w:val="9"/>
     <w:semiHidden/>
-    <w:rsid w:val="004C278F"/>
+    <w:rsid w:val="006A5A9F"/>
     <w:rPr>
       <w:rFonts w:eastAsiaTheme="majorEastAsia" w:cstheme="majorBidi"/>
       <w:color w:val="0F4761" w:themeColor="accent1" w:themeShade="BF"/>
@@ -3929,7 +3977,7 @@
     <w:link w:val="Heading6"/>
     <w:uiPriority w:val="9"/>
     <w:semiHidden/>
-    <w:rsid w:val="004C278F"/>
+    <w:rsid w:val="006A5A9F"/>
     <w:rPr>
       <w:rFonts w:eastAsiaTheme="majorEastAsia" w:cstheme="majorBidi"/>
       <w:i/>
@@ -3943,7 +3991,7 @@
     <w:link w:val="Heading7"/>
     <w:uiPriority w:val="9"/>
     <w:semiHidden/>
-    <w:rsid w:val="004C278F"/>
+    <w:rsid w:val="006A5A9F"/>
     <w:rPr>
       <w:rFonts w:eastAsiaTheme="majorEastAsia" w:cstheme="majorBidi"/>
       <w:color w:val="595959" w:themeColor="text1" w:themeTint="A6"/>
@@ -3955,7 +4003,7 @@
     <w:link w:val="Heading8"/>
     <w:uiPriority w:val="9"/>
     <w:semiHidden/>
-    <w:rsid w:val="004C278F"/>
+    <w:rsid w:val="006A5A9F"/>
     <w:rPr>
       <w:rFonts w:eastAsiaTheme="majorEastAsia" w:cstheme="majorBidi"/>
       <w:i/>
@@ -3969,7 +4017,7 @@
     <w:link w:val="Heading9"/>
     <w:uiPriority w:val="9"/>
     <w:semiHidden/>
-    <w:rsid w:val="004C278F"/>
+    <w:rsid w:val="006A5A9F"/>
     <w:rPr>
       <w:rFonts w:eastAsiaTheme="majorEastAsia" w:cstheme="majorBidi"/>
       <w:color w:val="272727" w:themeColor="text1" w:themeTint="D8"/>
@@ -3982,7 +4030,7 @@
     <w:link w:val="TitleChar"/>
     <w:uiPriority w:val="10"/>
     <w:qFormat/>
-    <w:rsid w:val="004C278F"/>
+    <w:rsid w:val="006A5A9F"/>
     <w:pPr>
       <w:spacing w:after="80"/>
       <w:contextualSpacing/>
@@ -4000,7 +4048,7 @@
     <w:basedOn w:val="DefaultParagraphFont"/>
     <w:link w:val="Title"/>
     <w:uiPriority w:val="10"/>
-    <w:rsid w:val="004C278F"/>
+    <w:rsid w:val="006A5A9F"/>
     <w:rPr>
       <w:rFonts w:asciiTheme="majorHAnsi" w:eastAsiaTheme="majorEastAsia" w:hAnsiTheme="majorHAnsi" w:cstheme="majorBidi"/>
       <w:spacing w:val="-10"/>
@@ -4016,7 +4064,7 @@
     <w:link w:val="SubtitleChar"/>
     <w:uiPriority w:val="11"/>
     <w:qFormat/>
-    <w:rsid w:val="004C278F"/>
+    <w:rsid w:val="006A5A9F"/>
     <w:pPr>
       <w:numPr>
         <w:ilvl w:val="1"/>
@@ -4036,7 +4084,7 @@
     <w:basedOn w:val="DefaultParagraphFont"/>
     <w:link w:val="Subtitle"/>
     <w:uiPriority w:val="11"/>
-    <w:rsid w:val="004C278F"/>
+    <w:rsid w:val="006A5A9F"/>
     <w:rPr>
       <w:rFonts w:eastAsiaTheme="majorEastAsia" w:cstheme="majorBidi"/>
       <w:color w:val="595959" w:themeColor="text1" w:themeTint="A6"/>
@@ -4052,7 +4100,7 @@
     <w:link w:val="QuoteChar"/>
     <w:uiPriority w:val="29"/>
     <w:qFormat/>
-    <w:rsid w:val="004C278F"/>
+    <w:rsid w:val="006A5A9F"/>
     <w:pPr>
       <w:spacing w:before="160" w:after="160"/>
       <w:jc w:val="center"/>
@@ -4068,7 +4116,7 @@
     <w:basedOn w:val="DefaultParagraphFont"/>
     <w:link w:val="Quote"/>
     <w:uiPriority w:val="29"/>
-    <w:rsid w:val="004C278F"/>
+    <w:rsid w:val="006A5A9F"/>
     <w:rPr>
       <w:i/>
       <w:iCs/>
@@ -4080,7 +4128,7 @@
     <w:basedOn w:val="Normal"/>
     <w:uiPriority w:val="34"/>
     <w:qFormat/>
-    <w:rsid w:val="004C278F"/>
+    <w:rsid w:val="006A5A9F"/>
     <w:pPr>
       <w:ind w:left="720"/>
       <w:contextualSpacing/>
@@ -4091,7 +4139,7 @@
     <w:basedOn w:val="DefaultParagraphFont"/>
     <w:uiPriority w:val="21"/>
     <w:qFormat/>
-    <w:rsid w:val="004C278F"/>
+    <w:rsid w:val="006A5A9F"/>
     <w:rPr>
       <w:i/>
       <w:iCs/>
@@ -4105,7 +4153,7 @@
     <w:link w:val="IntenseQuoteChar"/>
     <w:uiPriority w:val="30"/>
     <w:qFormat/>
-    <w:rsid w:val="004C278F"/>
+    <w:rsid w:val="006A5A9F"/>
     <w:pPr>
       <w:pBdr>
         <w:top w:val="single" w:sz="4" w:space="10" w:color="0F4761" w:themeColor="accent1" w:themeShade="BF"/>
@@ -4126,7 +4174,7 @@
     <w:basedOn w:val="DefaultParagraphFont"/>
     <w:link w:val="IntenseQuote"/>
     <w:uiPriority w:val="30"/>
-    <w:rsid w:val="004C278F"/>
+    <w:rsid w:val="006A5A9F"/>
     <w:rPr>
       <w:i/>
       <w:iCs/>
@@ -4138,7 +4186,7 @@
     <w:basedOn w:val="DefaultParagraphFont"/>
     <w:uiPriority w:val="32"/>
     <w:qFormat/>
-    <w:rsid w:val="004C278F"/>
+    <w:rsid w:val="006A5A9F"/>
     <w:rPr>
       <w:b/>
       <w:bCs/>
@@ -4443,4 +4491,16 @@
     </a:ext>
   </a:extLst>
 </a:theme>
+</file>
+
+<file path=customXml/item1.xml><?xml version="1.0" encoding="utf-8"?>
+<b:Sources xmlns:b="http://schemas.openxmlformats.org/officeDocument/2006/bibliography" xmlns="http://schemas.openxmlformats.org/officeDocument/2006/bibliography" SelectedStyle="/APASixthEditionOfficeOnline.xsl" StyleName="APA" Version="6"/>
+</file>
+
+<file path=customXml/itemProps1.xml><?xml version="1.0" encoding="utf-8"?>
+<ds:datastoreItem xmlns:ds="http://schemas.openxmlformats.org/officeDocument/2006/customXml" ds:itemID="{2C8848F1-298D-B043-B858-936A0F17123D}">
+  <ds:schemaRefs>
+    <ds:schemaRef ds:uri="http://schemas.openxmlformats.org/officeDocument/2006/bibliography"/>
+  </ds:schemaRefs>
+</ds:datastoreItem>
 </file>
--- a/report/draft/intermediate_files/template-tabsfigs.docx
+++ b/report/draft/intermediate_files/template-tabsfigs.docx
@@ -10,14 +10,27 @@
       <w:r>
         <w:t xml:space="preserve">Table </w:t>
       </w:r>
-      <w:fldSimple w:instr=" SEQ Table \* ARABIC ">
-        <w:r>
-          <w:rPr>
-            <w:noProof/>
-          </w:rPr>
-          <w:t>1</w:t>
-        </w:r>
-      </w:fldSimple>
+      <w:r>
+        <w:fldChar w:fldCharType="begin"/>
+      </w:r>
+      <w:r>
+        <w:instrText xml:space="preserve"> SEQ Table \* ARABIC </w:instrText>
+      </w:r>
+      <w:r>
+        <w:fldChar w:fldCharType="separate"/>
+      </w:r>
+      <w:r>
+        <w:rPr>
+          <w:noProof/>
+        </w:rPr>
+        <w:t>1</w:t>
+      </w:r>
+      <w:r>
+        <w:rPr>
+          <w:noProof/>
+        </w:rPr>
+        <w:fldChar w:fldCharType="end"/>
+      </w:r>
       <w:r>
         <w:t>: Pharmacokinetic Parameters of Theophylline</w:t>
       </w:r>
@@ -27,7 +40,15 @@
         <w:keepNext/>
       </w:pPr>
       <w:r>
-        <w:t>{rpfy}:theoph-pk-parameters.csv</w:t>
+        <w:t>{</w:t>
+      </w:r>
+      <w:proofErr w:type="spellStart"/>
+      <w:r>
+        <w:t>rpfy</w:t>
+      </w:r>
+      <w:proofErr w:type="spellEnd"/>
+      <w:r>
+        <w:t>}:theoph-pk-parameters.csv</w:t>
       </w:r>
     </w:p>
     <w:tbl xmlns:a="http://schemas.openxmlformats.org/drawingml/2006/main" xmlns:pic="http://schemas.openxmlformats.org/drawingml/2006/picture">
@@ -3000,14 +3021,24 @@
       <w:r>
         <w:t xml:space="preserve">Figure </w:t>
       </w:r>
-      <w:fldSimple w:instr=" SEQ Figure \* ARABIC ">
-        <w:r>
-          <w:rPr>
-            <w:noProof/>
-          </w:rPr>
-          <w:t>1</w:t>
-        </w:r>
-      </w:fldSimple>
+      <w:r>
+        <w:fldChar w:fldCharType="begin"/>
+      </w:r>
+      <w:r>
+        <w:instrText xml:space="preserve"> SEQ Figure \* ARABIC </w:instrText>
+      </w:r>
+      <w:r>
+        <w:fldChar w:fldCharType="separate"/>
+      </w:r>
+      <w:r>
+        <w:rPr>
+          <w:noProof/>
+        </w:rPr>
+        <w:t>1</w:t>
+      </w:r>
+      <w:r>
+        <w:fldChar w:fldCharType="end"/>
+      </w:r>
       <w:r>
         <w:t>: Linear Regression of AUC and Subject Weight</w:t>
       </w:r>
@@ -3017,7 +3048,15 @@
         <w:keepNext/>
       </w:pPr>
       <w:r>
-        <w:t>{rpfy}:theoph-pk-exposure.png&lt;width: 6.0, height: 4.0&gt;</w:t>
+        <w:t>{</w:t>
+      </w:r>
+      <w:proofErr w:type="spellStart"/>
+      <w:r>
+        <w:t>rpfy</w:t>
+      </w:r>
+      <w:proofErr w:type="spellEnd"/>
+      <w:r>
+        <w:t>}:theoph-pk-exposure.png</w:t>
       </w:r>
     </w:p>
     <w:p>
@@ -3028,7 +3067,7 @@
         <w:drawing>
           <wp:inline xmlns:a="http://schemas.openxmlformats.org/drawingml/2006/main" xmlns:pic="http://schemas.openxmlformats.org/drawingml/2006/picture">
             <wp:extent cx="5486400" cy="3657600"/>
-            <wp:docPr id="2" name="Picture 2" descr="{rpfy}:theoph-pk-exposure.png&lt;width: 6.0, height: 4.0&gt;"/>
+            <wp:docPr id="2" name="Picture 2" descr="{rpfy}:theoph-pk-exposure.png"/>
             <wp:cNvGraphicFramePr>
               <a:graphicFrameLocks noChangeAspect="1"/>
             </wp:cNvGraphicFramePr>
@@ -3036,11 +3075,11 @@
               <a:graphicData uri="http://schemas.openxmlformats.org/drawingml/2006/picture">
                 <pic:pic>
                   <pic:nvPicPr>
-                    <pic:cNvPr id="0" name="image.png"/>
+                    <pic:cNvPr id="0" name="theoph-pk-exposure.png"/>
                     <pic:cNvPicPr/>
                   </pic:nvPicPr>
                   <pic:blipFill>
-                    <a:blip r:embed="rId5"/>
+                    <a:blip r:embed="rId8"/>
                     <a:stretch>
                       <a:fillRect/>
                     </a:stretch>
@@ -3066,7 +3105,6 @@
         <w:keepNext/>
       </w:pPr>
       <w:r>
-        <w:lastRenderedPageBreak/>
         <w:t xml:space="preserve">Figure </w:t>
       </w:r>
       <w:r>
@@ -3085,16 +3123,10 @@
         <w:t>2</w:t>
       </w:r>
       <w:r>
-        <w:rPr>
-          <w:noProof/>
-        </w:rPr>
         <w:fldChar w:fldCharType="end"/>
       </w:r>
       <w:r>
-        <w:t xml:space="preserve">: </w:t>
-      </w:r>
-      <w:r>
-        <w:t>Observed Theophylline Concentration–Time Profiles</w:t>
+        <w:t>: Observed Theophylline Concentration-Time Profiles</w:t>
       </w:r>
     </w:p>
     <w:p>
@@ -3102,7 +3134,15 @@
         <w:keepNext/>
       </w:pPr>
       <w:r>
-        <w:t>{rpfy}:theoph-pk-conc.png&lt;width: 6.0, height: 4.0&gt;</w:t>
+        <w:t>{</w:t>
+      </w:r>
+      <w:proofErr w:type="spellStart"/>
+      <w:r>
+        <w:t>rpfy</w:t>
+      </w:r>
+      <w:proofErr w:type="spellEnd"/>
+      <w:r>
+        <w:t>}:theoph-pk-conc.png</w:t>
       </w:r>
     </w:p>
     <w:p>
@@ -3113,7 +3153,7 @@
         <w:drawing>
           <wp:inline xmlns:a="http://schemas.openxmlformats.org/drawingml/2006/main" xmlns:pic="http://schemas.openxmlformats.org/drawingml/2006/picture">
             <wp:extent cx="5486400" cy="3657600"/>
-            <wp:docPr id="1" name="Picture 1" descr="{rpfy}:theoph-pk-conc.png&lt;width: 6.0, height: 4.0&gt;"/>
+            <wp:docPr id="1" name="Picture 1" descr="{rpfy}:theoph-pk-conc.png"/>
             <wp:cNvGraphicFramePr>
               <a:graphicFrameLocks noChangeAspect="1"/>
             </wp:cNvGraphicFramePr>
@@ -3121,11 +3161,11 @@
               <a:graphicData uri="http://schemas.openxmlformats.org/drawingml/2006/picture">
                 <pic:pic>
                   <pic:nvPicPr>
-                    <pic:cNvPr id="0" name="image.png"/>
+                    <pic:cNvPr id="0" name="theoph-pk-conc.png"/>
                     <pic:cNvPicPr/>
                   </pic:nvPicPr>
                   <pic:blipFill>
-                    <a:blip r:embed="rId6"/>
+                    <a:blip r:embed="rId7"/>
                     <a:stretch>
                       <a:fillRect/>
                     </a:stretch>
@@ -3146,11 +3186,11 @@
     </w:p>
     <w:p/>
     <w:sectPr>
-      <w:type w:val="continuous"/>
       <w:pgSz w:w="12240" w:h="15840"/>
       <w:pgMar w:top="1440" w:right="1440" w:bottom="1440" w:left="1440" w:header="720" w:footer="720" w:gutter="0"/>
       <w:cols w:space="720"/>
       <w:docGrid w:linePitch="360"/>
+      <w:type w:val="continuous"/>
     </w:sectPr>
   </w:body>
 </w:document>
@@ -3169,7 +3209,11 @@
         <w14:ligatures w14:val="standardContextual"/>
       </w:rPr>
     </w:rPrDefault>
-    <w:pPrDefault/>
+    <w:pPrDefault>
+      <w:pPr>
+        <w:spacing w:after="160" w:line="278" w:lineRule="auto"/>
+      </w:pPr>
+    </w:pPrDefault>
   </w:docDefaults>
   <w:latentStyles w:defLockedState="0" w:defUIPriority="99" w:defSemiHidden="0" w:defUnhideWhenUsed="0" w:defQFormat="0" w:count="376">
     <w:lsdException w:name="Normal" w:uiPriority="0" w:qFormat="1"/>
@@ -3560,7 +3604,7 @@
     <w:link w:val="Heading1Char"/>
     <w:uiPriority w:val="9"/>
     <w:qFormat/>
-    <w:rsid w:val="006A5A9F"/>
+    <w:rsid w:val="00290F89"/>
     <w:pPr>
       <w:keepNext/>
       <w:keepLines/>
@@ -3583,7 +3627,7 @@
     <w:semiHidden/>
     <w:unhideWhenUsed/>
     <w:qFormat/>
-    <w:rsid w:val="006A5A9F"/>
+    <w:rsid w:val="00290F89"/>
     <w:pPr>
       <w:keepNext/>
       <w:keepLines/>
@@ -3606,7 +3650,7 @@
     <w:semiHidden/>
     <w:unhideWhenUsed/>
     <w:qFormat/>
-    <w:rsid w:val="006A5A9F"/>
+    <w:rsid w:val="00290F89"/>
     <w:pPr>
       <w:keepNext/>
       <w:keepLines/>
@@ -3629,7 +3673,7 @@
     <w:semiHidden/>
     <w:unhideWhenUsed/>
     <w:qFormat/>
-    <w:rsid w:val="006A5A9F"/>
+    <w:rsid w:val="00290F89"/>
     <w:pPr>
       <w:keepNext/>
       <w:keepLines/>
@@ -3652,7 +3696,7 @@
     <w:semiHidden/>
     <w:unhideWhenUsed/>
     <w:qFormat/>
-    <w:rsid w:val="006A5A9F"/>
+    <w:rsid w:val="00290F89"/>
     <w:pPr>
       <w:keepNext/>
       <w:keepLines/>
@@ -3673,11 +3717,11 @@
     <w:semiHidden/>
     <w:unhideWhenUsed/>
     <w:qFormat/>
-    <w:rsid w:val="006A5A9F"/>
+    <w:rsid w:val="00290F89"/>
     <w:pPr>
       <w:keepNext/>
       <w:keepLines/>
-      <w:spacing w:before="40"/>
+      <w:spacing w:before="40" w:after="0"/>
       <w:outlineLvl w:val="5"/>
     </w:pPr>
     <w:rPr>
@@ -3696,11 +3740,11 @@
     <w:semiHidden/>
     <w:unhideWhenUsed/>
     <w:qFormat/>
-    <w:rsid w:val="006A5A9F"/>
+    <w:rsid w:val="00290F89"/>
     <w:pPr>
       <w:keepNext/>
       <w:keepLines/>
-      <w:spacing w:before="40"/>
+      <w:spacing w:before="40" w:after="0"/>
       <w:outlineLvl w:val="6"/>
     </w:pPr>
     <w:rPr>
@@ -3717,10 +3761,11 @@
     <w:semiHidden/>
     <w:unhideWhenUsed/>
     <w:qFormat/>
-    <w:rsid w:val="006A5A9F"/>
+    <w:rsid w:val="00290F89"/>
     <w:pPr>
       <w:keepNext/>
       <w:keepLines/>
+      <w:spacing w:after="0"/>
       <w:outlineLvl w:val="7"/>
     </w:pPr>
     <w:rPr>
@@ -3739,10 +3784,11 @@
     <w:semiHidden/>
     <w:unhideWhenUsed/>
     <w:qFormat/>
-    <w:rsid w:val="006A5A9F"/>
+    <w:rsid w:val="00290F89"/>
     <w:pPr>
       <w:keepNext/>
       <w:keepLines/>
+      <w:spacing w:after="0"/>
       <w:outlineLvl w:val="8"/>
     </w:pPr>
     <w:rPr>
@@ -3777,139 +3823,12 @@
     <w:semiHidden/>
     <w:unhideWhenUsed/>
   </w:style>
-  <w:style w:type="paragraph" w:styleId="TOC1">
-    <w:name w:val="toc 1"/>
-    <w:aliases w:val="TOC 1 - Quarto"/>
-    <w:basedOn w:val="Normal"/>
-    <w:next w:val="Normal"/>
-    <w:autoRedefine/>
-    <w:uiPriority w:val="39"/>
-    <w:semiHidden/>
-    <w:unhideWhenUsed/>
-    <w:rsid w:val="00C0551F"/>
-    <w:pPr>
-      <w:keepNext/>
-      <w:pageBreakBefore/>
-      <w:spacing w:after="100"/>
-    </w:pPr>
-    <w:rPr>
-      <w:sz w:val="40"/>
-    </w:rPr>
-  </w:style>
-  <w:style w:type="paragraph" w:styleId="Caption">
-    <w:name w:val="caption"/>
-    <w:basedOn w:val="Normal"/>
-    <w:next w:val="Normal"/>
-    <w:uiPriority w:val="35"/>
-    <w:unhideWhenUsed/>
-    <w:qFormat/>
-    <w:rsid w:val="00F66170"/>
-    <w:pPr>
-      <w:spacing w:after="200"/>
-      <w:contextualSpacing/>
-    </w:pPr>
-    <w:rPr>
-      <w:i/>
-      <w:iCs/>
-      <w:color w:val="0E2841" w:themeColor="text2"/>
-      <w:sz w:val="18"/>
-      <w:szCs w:val="18"/>
-    </w:rPr>
-  </w:style>
-  <w:style w:type="paragraph" w:styleId="TOC4">
-    <w:name w:val="toc 4"/>
-    <w:basedOn w:val="TOC3"/>
-    <w:next w:val="Normal"/>
-    <w:autoRedefine/>
-    <w:uiPriority w:val="39"/>
-    <w:unhideWhenUsed/>
-    <w:rsid w:val="009F3CFA"/>
-    <w:pPr>
-      <w:tabs>
-        <w:tab w:val="left" w:pos="1100"/>
-        <w:tab w:val="right" w:leader="dot" w:pos="9350"/>
-      </w:tabs>
-      <w:ind w:left="720"/>
-    </w:pPr>
-    <w:rPr>
-      <w:rFonts w:ascii="Times New Roman" w:eastAsia="Times New Roman" w:hAnsi="Times New Roman" w:cstheme="minorHAnsi"/>
-      <w:kern w:val="0"/>
-      <w:sz w:val="20"/>
-      <w:szCs w:val="20"/>
-      <w14:ligatures w14:val="none"/>
-    </w:rPr>
-  </w:style>
-  <w:style w:type="paragraph" w:styleId="TOC3">
-    <w:name w:val="toc 3"/>
-    <w:basedOn w:val="Normal"/>
-    <w:next w:val="Normal"/>
-    <w:autoRedefine/>
-    <w:uiPriority w:val="39"/>
-    <w:semiHidden/>
-    <w:unhideWhenUsed/>
-    <w:rsid w:val="009F3CFA"/>
-    <w:pPr>
-      <w:spacing w:after="100"/>
-      <w:ind w:left="480"/>
-    </w:pPr>
-  </w:style>
-  <w:style w:type="paragraph" w:customStyle="1" w:styleId="ImageCaption">
-    <w:name w:val="Image Caption"/>
-    <w:basedOn w:val="Caption"/>
-    <w:autoRedefine/>
-    <w:qFormat/>
-    <w:rsid w:val="00B41CDC"/>
-    <w:pPr>
-      <w:spacing w:after="120"/>
-      <w:contextualSpacing w:val="0"/>
-      <w:jc w:val="center"/>
-    </w:pPr>
-    <w:rPr>
-      <w:iCs w:val="0"/>
-      <w:color w:val="auto"/>
-      <w:kern w:val="0"/>
-      <w:sz w:val="24"/>
-      <w:szCs w:val="24"/>
-      <w14:ligatures w14:val="none"/>
-    </w:rPr>
-  </w:style>
-  <w:style w:type="table" w:customStyle="1" w:styleId="GSKTableStyle">
-    <w:name w:val="GSK Table Style"/>
-    <w:rsid w:val="00527452"/>
-    <w:pPr>
-      <w:spacing w:after="240"/>
-    </w:pPr>
-    <w:rPr>
-      <w:rFonts w:ascii="Arial Narrow" w:eastAsia="Batang" w:hAnsi="Arial Narrow" w:cs="Times New Roman"/>
-      <w:kern w:val="0"/>
-      <w:sz w:val="20"/>
-      <w:szCs w:val="20"/>
-      <w14:ligatures w14:val="none"/>
-    </w:rPr>
-    <w:tblPr>
-      <w:tblInd w:w="0" w:type="dxa"/>
-      <w:tblBorders>
-        <w:top w:val="single" w:sz="4" w:space="0" w:color="auto"/>
-        <w:left w:val="single" w:sz="4" w:space="0" w:color="auto"/>
-        <w:bottom w:val="single" w:sz="4" w:space="0" w:color="auto"/>
-        <w:right w:val="single" w:sz="4" w:space="0" w:color="auto"/>
-        <w:insideH w:val="single" w:sz="4" w:space="0" w:color="auto"/>
-        <w:insideV w:val="single" w:sz="4" w:space="0" w:color="auto"/>
-      </w:tblBorders>
-      <w:tblCellMar>
-        <w:top w:w="0" w:type="dxa"/>
-        <w:left w:w="108" w:type="dxa"/>
-        <w:bottom w:w="0" w:type="dxa"/>
-        <w:right w:w="108" w:type="dxa"/>
-      </w:tblCellMar>
-    </w:tblPr>
-  </w:style>
   <w:style w:type="character" w:customStyle="1" w:styleId="Heading1Char">
     <w:name w:val="Heading 1 Char"/>
     <w:basedOn w:val="DefaultParagraphFont"/>
     <w:link w:val="Heading1"/>
     <w:uiPriority w:val="9"/>
-    <w:rsid w:val="006A5A9F"/>
+    <w:rsid w:val="00290F89"/>
     <w:rPr>
       <w:rFonts w:asciiTheme="majorHAnsi" w:eastAsiaTheme="majorEastAsia" w:hAnsiTheme="majorHAnsi" w:cstheme="majorBidi"/>
       <w:color w:val="0F4761" w:themeColor="accent1" w:themeShade="BF"/>
@@ -3923,7 +3842,7 @@
     <w:link w:val="Heading2"/>
     <w:uiPriority w:val="9"/>
     <w:semiHidden/>
-    <w:rsid w:val="006A5A9F"/>
+    <w:rsid w:val="00290F89"/>
     <w:rPr>
       <w:rFonts w:asciiTheme="majorHAnsi" w:eastAsiaTheme="majorEastAsia" w:hAnsiTheme="majorHAnsi" w:cstheme="majorBidi"/>
       <w:color w:val="0F4761" w:themeColor="accent1" w:themeShade="BF"/>
@@ -3937,7 +3856,7 @@
     <w:link w:val="Heading3"/>
     <w:uiPriority w:val="9"/>
     <w:semiHidden/>
-    <w:rsid w:val="006A5A9F"/>
+    <w:rsid w:val="00290F89"/>
     <w:rPr>
       <w:rFonts w:eastAsiaTheme="majorEastAsia" w:cstheme="majorBidi"/>
       <w:color w:val="0F4761" w:themeColor="accent1" w:themeShade="BF"/>
@@ -3951,7 +3870,7 @@
     <w:link w:val="Heading4"/>
     <w:uiPriority w:val="9"/>
     <w:semiHidden/>
-    <w:rsid w:val="006A5A9F"/>
+    <w:rsid w:val="00290F89"/>
     <w:rPr>
       <w:rFonts w:eastAsiaTheme="majorEastAsia" w:cstheme="majorBidi"/>
       <w:i/>
@@ -3965,7 +3884,7 @@
     <w:link w:val="Heading5"/>
     <w:uiPriority w:val="9"/>
     <w:semiHidden/>
-    <w:rsid w:val="006A5A9F"/>
+    <w:rsid w:val="00290F89"/>
     <w:rPr>
       <w:rFonts w:eastAsiaTheme="majorEastAsia" w:cstheme="majorBidi"/>
       <w:color w:val="0F4761" w:themeColor="accent1" w:themeShade="BF"/>
@@ -3977,7 +3896,7 @@
     <w:link w:val="Heading6"/>
     <w:uiPriority w:val="9"/>
     <w:semiHidden/>
-    <w:rsid w:val="006A5A9F"/>
+    <w:rsid w:val="00290F89"/>
     <w:rPr>
       <w:rFonts w:eastAsiaTheme="majorEastAsia" w:cstheme="majorBidi"/>
       <w:i/>
@@ -3991,7 +3910,7 @@
     <w:link w:val="Heading7"/>
     <w:uiPriority w:val="9"/>
     <w:semiHidden/>
-    <w:rsid w:val="006A5A9F"/>
+    <w:rsid w:val="00290F89"/>
     <w:rPr>
       <w:rFonts w:eastAsiaTheme="majorEastAsia" w:cstheme="majorBidi"/>
       <w:color w:val="595959" w:themeColor="text1" w:themeTint="A6"/>
@@ -4003,7 +3922,7 @@
     <w:link w:val="Heading8"/>
     <w:uiPriority w:val="9"/>
     <w:semiHidden/>
-    <w:rsid w:val="006A5A9F"/>
+    <w:rsid w:val="00290F89"/>
     <w:rPr>
       <w:rFonts w:eastAsiaTheme="majorEastAsia" w:cstheme="majorBidi"/>
       <w:i/>
@@ -4017,7 +3936,7 @@
     <w:link w:val="Heading9"/>
     <w:uiPriority w:val="9"/>
     <w:semiHidden/>
-    <w:rsid w:val="006A5A9F"/>
+    <w:rsid w:val="00290F89"/>
     <w:rPr>
       <w:rFonts w:eastAsiaTheme="majorEastAsia" w:cstheme="majorBidi"/>
       <w:color w:val="272727" w:themeColor="text1" w:themeTint="D8"/>
@@ -4030,9 +3949,9 @@
     <w:link w:val="TitleChar"/>
     <w:uiPriority w:val="10"/>
     <w:qFormat/>
-    <w:rsid w:val="006A5A9F"/>
+    <w:rsid w:val="00290F89"/>
     <w:pPr>
-      <w:spacing w:after="80"/>
+      <w:spacing w:after="80" w:line="240" w:lineRule="auto"/>
       <w:contextualSpacing/>
     </w:pPr>
     <w:rPr>
@@ -4048,7 +3967,7 @@
     <w:basedOn w:val="DefaultParagraphFont"/>
     <w:link w:val="Title"/>
     <w:uiPriority w:val="10"/>
-    <w:rsid w:val="006A5A9F"/>
+    <w:rsid w:val="00290F89"/>
     <w:rPr>
       <w:rFonts w:asciiTheme="majorHAnsi" w:eastAsiaTheme="majorEastAsia" w:hAnsiTheme="majorHAnsi" w:cstheme="majorBidi"/>
       <w:spacing w:val="-10"/>
@@ -4064,12 +3983,11 @@
     <w:link w:val="SubtitleChar"/>
     <w:uiPriority w:val="11"/>
     <w:qFormat/>
-    <w:rsid w:val="006A5A9F"/>
+    <w:rsid w:val="00290F89"/>
     <w:pPr>
       <w:numPr>
         <w:ilvl w:val="1"/>
       </w:numPr>
-      <w:spacing w:after="160"/>
     </w:pPr>
     <w:rPr>
       <w:rFonts w:eastAsiaTheme="majorEastAsia" w:cstheme="majorBidi"/>
@@ -4084,7 +4002,7 @@
     <w:basedOn w:val="DefaultParagraphFont"/>
     <w:link w:val="Subtitle"/>
     <w:uiPriority w:val="11"/>
-    <w:rsid w:val="006A5A9F"/>
+    <w:rsid w:val="00290F89"/>
     <w:rPr>
       <w:rFonts w:eastAsiaTheme="majorEastAsia" w:cstheme="majorBidi"/>
       <w:color w:val="595959" w:themeColor="text1" w:themeTint="A6"/>
@@ -4100,9 +4018,9 @@
     <w:link w:val="QuoteChar"/>
     <w:uiPriority w:val="29"/>
     <w:qFormat/>
-    <w:rsid w:val="006A5A9F"/>
+    <w:rsid w:val="00290F89"/>
     <w:pPr>
-      <w:spacing w:before="160" w:after="160"/>
+      <w:spacing w:before="160"/>
       <w:jc w:val="center"/>
     </w:pPr>
     <w:rPr>
@@ -4116,7 +4034,7 @@
     <w:basedOn w:val="DefaultParagraphFont"/>
     <w:link w:val="Quote"/>
     <w:uiPriority w:val="29"/>
-    <w:rsid w:val="006A5A9F"/>
+    <w:rsid w:val="00290F89"/>
     <w:rPr>
       <w:i/>
       <w:iCs/>
@@ -4128,7 +4046,7 @@
     <w:basedOn w:val="Normal"/>
     <w:uiPriority w:val="34"/>
     <w:qFormat/>
-    <w:rsid w:val="006A5A9F"/>
+    <w:rsid w:val="00290F89"/>
     <w:pPr>
       <w:ind w:left="720"/>
       <w:contextualSpacing/>
@@ -4139,7 +4057,7 @@
     <w:basedOn w:val="DefaultParagraphFont"/>
     <w:uiPriority w:val="21"/>
     <w:qFormat/>
-    <w:rsid w:val="006A5A9F"/>
+    <w:rsid w:val="00290F89"/>
     <w:rPr>
       <w:i/>
       <w:iCs/>
@@ -4153,7 +4071,7 @@
     <w:link w:val="IntenseQuoteChar"/>
     <w:uiPriority w:val="30"/>
     <w:qFormat/>
-    <w:rsid w:val="006A5A9F"/>
+    <w:rsid w:val="00290F89"/>
     <w:pPr>
       <w:pBdr>
         <w:top w:val="single" w:sz="4" w:space="10" w:color="0F4761" w:themeColor="accent1" w:themeShade="BF"/>
@@ -4174,7 +4092,7 @@
     <w:basedOn w:val="DefaultParagraphFont"/>
     <w:link w:val="IntenseQuote"/>
     <w:uiPriority w:val="30"/>
-    <w:rsid w:val="006A5A9F"/>
+    <w:rsid w:val="00290F89"/>
     <w:rPr>
       <w:i/>
       <w:iCs/>
@@ -4186,13 +4104,33 @@
     <w:basedOn w:val="DefaultParagraphFont"/>
     <w:uiPriority w:val="32"/>
     <w:qFormat/>
-    <w:rsid w:val="006A5A9F"/>
+    <w:rsid w:val="00290F89"/>
     <w:rPr>
       <w:b/>
       <w:bCs/>
       <w:smallCaps/>
       <w:color w:val="0F4761" w:themeColor="accent1" w:themeShade="BF"/>
       <w:spacing w:val="5"/>
+    </w:rPr>
+  </w:style>
+  <w:style w:type="paragraph" w:styleId="Caption">
+    <w:name w:val="caption"/>
+    <w:basedOn w:val="Normal"/>
+    <w:next w:val="Normal"/>
+    <w:uiPriority w:val="35"/>
+    <w:unhideWhenUsed/>
+    <w:qFormat/>
+    <w:rsid w:val="00290F89"/>
+    <w:pPr>
+      <w:spacing w:after="200" w:line="240" w:lineRule="auto"/>
+      <w:contextualSpacing/>
+    </w:pPr>
+    <w:rPr>
+      <w:i/>
+      <w:iCs/>
+      <w:color w:val="0E2841" w:themeColor="text2"/>
+      <w:sz w:val="18"/>
+      <w:szCs w:val="18"/>
     </w:rPr>
   </w:style>
 </w:styles>
@@ -4296,7 +4234,7 @@
         <a:latin typeface="Aptos" panose="02110004020202020204"/>
         <a:ea typeface=""/>
         <a:cs typeface=""/>
-        <a:font script="Jpan" typeface="游ゴシック"/>
+        <a:font script="Jpan" typeface="游明朝"/>
         <a:font script="Hang" typeface="맑은 고딕"/>
         <a:font script="Hans" typeface="等线"/>
         <a:font script="Hant" typeface="新細明體"/>
@@ -4404,13 +4342,6 @@
         </a:gradFill>
       </a:fillStyleLst>
       <a:lnStyleLst>
-        <a:ln w="6350" cap="flat" cmpd="sng" algn="ctr">
-          <a:solidFill>
-            <a:schemeClr val="phClr"/>
-          </a:solidFill>
-          <a:prstDash val="solid"/>
-          <a:miter lim="800000"/>
-        </a:ln>
         <a:ln w="12700" cap="flat" cmpd="sng" algn="ctr">
           <a:solidFill>
             <a:schemeClr val="phClr"/>
@@ -4419,6 +4350,13 @@
           <a:miter lim="800000"/>
         </a:ln>
         <a:ln w="19050" cap="flat" cmpd="sng" algn="ctr">
+          <a:solidFill>
+            <a:schemeClr val="phClr"/>
+          </a:solidFill>
+          <a:prstDash val="solid"/>
+          <a:miter lim="800000"/>
+        </a:ln>
+        <a:ln w="25400" cap="flat" cmpd="sng" algn="ctr">
           <a:solidFill>
             <a:schemeClr val="phClr"/>
           </a:solidFill>
@@ -4483,11 +4421,31 @@
       </a:bgFillStyleLst>
     </a:fmtScheme>
   </a:themeElements>
-  <a:objectDefaults/>
+  <a:objectDefaults>
+    <a:lnDef>
+      <a:spPr/>
+      <a:bodyPr/>
+      <a:lstStyle/>
+      <a:style>
+        <a:lnRef idx="2">
+          <a:schemeClr val="accent1"/>
+        </a:lnRef>
+        <a:fillRef idx="0">
+          <a:schemeClr val="accent1"/>
+        </a:fillRef>
+        <a:effectRef idx="1">
+          <a:schemeClr val="accent1"/>
+        </a:effectRef>
+        <a:fontRef idx="minor">
+          <a:schemeClr val="tx1"/>
+        </a:fontRef>
+      </a:style>
+    </a:lnDef>
+  </a:objectDefaults>
   <a:extraClrSchemeLst/>
   <a:extLst>
     <a:ext uri="{05A4C25C-085E-4340-85A3-A5531E510DB2}">
-      <thm15:themeFamily xmlns:thm15="http://schemas.microsoft.com/office/thememl/2012/main" name="Office Theme" id="{62F939B6-93AF-4DB8-9C6B-D6C7DFDC589F}" vid="{4A3C46E8-61CC-4603-A589-7422A47A8E4A}"/>
+      <thm15:themeFamily xmlns:thm15="http://schemas.microsoft.com/office/thememl/2012/main" name="Office Theme" id="{2E142A2C-CD16-42D6-873A-C26D2A0506FA}" vid="{1BDDFF52-6CD6-40A5-AB3C-68EB2F1E4D0A}"/>
     </a:ext>
   </a:extLst>
 </a:theme>
@@ -4498,7 +4456,7 @@
 </file>
 
 <file path=customXml/itemProps1.xml><?xml version="1.0" encoding="utf-8"?>
-<ds:datastoreItem xmlns:ds="http://schemas.openxmlformats.org/officeDocument/2006/customXml" ds:itemID="{2C8848F1-298D-B043-B858-936A0F17123D}">
+<ds:datastoreItem xmlns:ds="http://schemas.openxmlformats.org/officeDocument/2006/customXml" ds:itemID="{EE0E4930-840C-A54A-8550-C1A1F80696F1}">
   <ds:schemaRefs>
     <ds:schemaRef ds:uri="http://schemas.openxmlformats.org/officeDocument/2006/bibliography"/>
   </ds:schemaRefs>
